--- a/entregables/06_Manual_de_usuario_RAG_GLF.docx
+++ b/entregables/06_Manual_de_usuario_RAG_GLF.docx
@@ -26,7 +26,7 @@
           <w:color w:val="000000"/>
           <w:sz w:val="22"/>
         </w:rPr>
-        <w:t>Grupo 10 · Schubert Lombeida Manjarrez y Niko Dimitri Jiménez Bruno · Corte documental 23 de octubre de 2026</w:t>
+        <w:t>Grupo 10 · Schubert Lombeida Manjarrez y Niko Dimitri Jiménez Bruno · Actualización 24 de octubre de 2026</w:t>
       </w:r>
     </w:p>
     <w:p>
@@ -113,7 +113,7 @@
           <w:color w:val="000000"/>
           <w:sz w:val="22"/>
         </w:rPr>
-        <w:t>3. Abra la consulta de corpus y escriba una pregunta concreta sobre el requisito, riesgo o medida que necesita revisar.</w:t>
+        <w:t>3. Elija Consulta libre o Desde un proyecto. En este último caso seleccione el expediente y riesgo correspondiente; las notas siguen vinculadas al riesgo seleccionado.</w:t>
       </w:r>
     </w:p>
     <w:p>
@@ -128,7 +128,7 @@
           <w:color w:val="000000"/>
           <w:sz w:val="22"/>
         </w:rPr>
-        <w:t>4. Ejecute la consulta y espere la indicación de progreso. No repita clics mientras esté procesando.</w:t>
+        <w:t>4. Seleccione Obtener una respuesta con fuentes para BM25 y Qwen, o Buscar fragmentos en los documentos para E5. Qwen admite de 3 a 600 caracteres; E5, de 10 a 1500. Escriba una pregunta concreta.</w:t>
       </w:r>
     </w:p>
     <w:p>
@@ -143,7 +143,22 @@
           <w:color w:val="000000"/>
           <w:sz w:val="22"/>
         </w:rPr>
-        <w:t>5. Revise la respuesta, los pasajes y la página original. Mantenga separada la evidencia encontrada de la decisión técnica.</w:t>
+        <w:t>5. En Qwen, elija Respuesta breve para una consulta puntual o Análisis ampliado para distinguir disposición, aplicación sustentada y aspectos por verificar. El modo ampliado puede tardar más y consumir más inferencia. Pulse Consultar y observe la etapa, el modelo y el reloj. El sistema evita envíos duplicados mientras procesa.</w:t>
+      </w:r>
+    </w:p>
+    <w:p>
+      <w:pPr>
+        <w:ind w:left="259" w:hanging="259"/>
+      </w:pPr>
+      <w:r>
+        <w:rPr>
+          <w:rFonts w:ascii="Arial" w:hAnsi="Arial" w:cs="Arial" w:eastAsia="Arial"/>
+          <w:b w:val="0"/>
+          <w:i w:val="0"/>
+          <w:color w:val="000000"/>
+          <w:sz w:val="22"/>
+        </w:rPr>
+        <w:t>6. Revise la respuesta, las referencias numeradas y la página original. Mantenga separada la evidencia encontrada de la decisión técnica.</w:t>
       </w:r>
     </w:p>
     <w:p>
@@ -310,7 +325,7 @@
       <w:r>
         <w:drawing>
           <wp:inline xmlns:a="http://schemas.openxmlformats.org/drawingml/2006/main" xmlns:pic="http://schemas.openxmlformats.org/drawingml/2006/picture">
-            <wp:extent cx="4697976" cy="4023359"/>
+            <wp:extent cx="2979083" cy="3291839"/>
             <wp:docPr id="1" name="Picture 1"/>
             <wp:cNvGraphicFramePr>
               <a:graphicFrameLocks noChangeAspect="1"/>
@@ -331,7 +346,7 @@
                   <pic:spPr>
                     <a:xfrm>
                       <a:off x="0" y="0"/>
-                      <a:ext cx="4697976" cy="4023359"/>
+                      <a:ext cx="2979083" cy="3291839"/>
                     </a:xfrm>
                     <a:prstGeom prst="rect"/>
                   </pic:spPr>
@@ -393,6 +408,45 @@
           <w:color w:val="000000"/>
           <w:sz w:val="24"/>
         </w:rPr>
+        <w:t>Durante el procesamiento</w:t>
+      </w:r>
+    </w:p>
+    <w:p>
+      <w:r>
+        <w:rPr>
+          <w:rFonts w:ascii="Arial" w:hAnsi="Arial" w:cs="Arial" w:eastAsia="Arial"/>
+          <w:b w:val="0"/>
+          <w:i w:val="0"/>
+          <w:color w:val="000000"/>
+          <w:sz w:val="22"/>
+        </w:rPr>
+        <w:t>El reloj informa el tiempo transcurrido. El nombre del método o modelo y las etapas se reciben del servidor: búsqueda de documentos, preparación de evidencia, generación de Qwen y comprobación de referencias, según la ruta elegida. En E5 se informa también la transformación de la consulta en un vector. El reloj no representa un porcentaje de avance ni una medida de calidad.</w:t>
+      </w:r>
+    </w:p>
+    <w:p>
+      <w:r>
+        <w:rPr>
+          <w:rFonts w:ascii="Arial" w:hAnsi="Arial" w:cs="Arial" w:eastAsia="Arial"/>
+          <w:b w:val="0"/>
+          <w:i w:val="0"/>
+          <w:color w:val="000000"/>
+          <w:sz w:val="22"/>
+        </w:rPr>
+        <w:t>Detener espera libera la pantalla y conserva la pregunta. Una solicitud ya recibida podría continuar y contabilizarse en el servicio externo. Espere antes de repetir una consulta larga. Si se agota el tiempo, la pantalla explica lo sucedido y ofrece reintentar cuando corresponda.</w:t>
+      </w:r>
+    </w:p>
+    <w:p>
+      <w:pPr>
+        <w:pStyle w:val="Heading1"/>
+      </w:pPr>
+      <w:r>
+        <w:rPr>
+          <w:rFonts w:ascii="Arial" w:hAnsi="Arial" w:cs="Arial" w:eastAsia="Arial"/>
+          <w:b/>
+          <w:i w:val="0"/>
+          <w:color w:val="000000"/>
+          <w:sz w:val="24"/>
+        </w:rPr>
         <w:t>Interpretar la evidencia</w:t>
       </w:r>
     </w:p>
@@ -404,7 +458,7 @@
       <w:r>
         <w:drawing>
           <wp:inline xmlns:a="http://schemas.openxmlformats.org/drawingml/2006/main" xmlns:pic="http://schemas.openxmlformats.org/drawingml/2006/picture">
-            <wp:extent cx="6107370" cy="4023360"/>
+            <wp:extent cx="3551331" cy="3291839"/>
             <wp:docPr id="2" name="Picture 2"/>
             <wp:cNvGraphicFramePr>
               <a:graphicFrameLocks noChangeAspect="1"/>
@@ -425,7 +479,7 @@
                   <pic:spPr>
                     <a:xfrm>
                       <a:off x="0" y="0"/>
-                      <a:ext cx="6107370" cy="4023360"/>
+                      <a:ext cx="3551331" cy="3291839"/>
                     </a:xfrm>
                     <a:prstGeom prst="rect"/>
                   </pic:spPr>
@@ -473,6 +527,57 @@
           <w:sz w:val="22"/>
         </w:rPr>
         <w:t>Si el servicio se abstiene, significa que no pudo producir una respuesta con evidencia suficiente bajo sus controles. No interprete esa abstención como inexistencia del requisito. Consulte el documento original o al especialista. Si aparecen pasajes en una abstención, son material de apoyo y no citas de una afirmación generada.</w:t>
+      </w:r>
+    </w:p>
+    <w:p>
+      <w:pPr>
+        <w:pStyle w:val="Heading1"/>
+      </w:pPr>
+      <w:r>
+        <w:rPr>
+          <w:rFonts w:ascii="Arial" w:hAnsi="Arial" w:cs="Arial" w:eastAsia="Arial"/>
+          <w:b/>
+          <w:i w:val="0"/>
+          <w:color w:val="000000"/>
+          <w:sz w:val="24"/>
+        </w:rPr>
+        <w:t>Conservar y revisar una consulta</w:t>
+      </w:r>
+    </w:p>
+    <w:p>
+      <w:r>
+        <w:rPr>
+          <w:rFonts w:ascii="Arial" w:hAnsi="Arial" w:cs="Arial" w:eastAsia="Arial"/>
+          <w:b w:val="0"/>
+          <w:i w:val="0"/>
+          <w:color w:val="000000"/>
+          <w:sz w:val="22"/>
+        </w:rPr>
+        <w:t>Copiar con referencias y Descargar consulta conservan la pregunta, respuesta, pasajes, fuentes, páginas, modelo e identificador de ejecución. La descarga es un archivo de texto. Ajustar pregunta vuelve al campo para reformularla; el resultado anterior no se atribuye a la nueva pregunta.</w:t>
+      </w:r>
+    </w:p>
+    <w:p>
+      <w:r>
+        <w:rPr>
+          <w:rFonts w:ascii="Arial" w:hAnsi="Arial" w:cs="Arial" w:eastAsia="Arial"/>
+          <w:b w:val="0"/>
+          <w:i w:val="0"/>
+          <w:color w:val="000000"/>
+          <w:sz w:val="22"/>
+        </w:rPr>
+        <w:t>Consultas de esta sesión permite recuperar las últimas cinco respuestas sin volver a invocar el servicio. Se conserva únicamente en la página actual y se elimina al recargar, salir o cambiar de contexto. Vaciar historial lo borra de la pantalla. Este historial es independiente de las notas de revisión que un usuario autorizado guarda por riesgo.</w:t>
+      </w:r>
+    </w:p>
+    <w:p>
+      <w:r>
+        <w:rPr>
+          <w:rFonts w:ascii="Arial" w:hAnsi="Arial" w:cs="Arial" w:eastAsia="Arial"/>
+          <w:b w:val="0"/>
+          <w:i w:val="0"/>
+          <w:color w:val="000000"/>
+          <w:sz w:val="22"/>
+        </w:rPr>
+        <w:t>Detalles de esta ejecución muestra el modelo, modo elegido, tiempo, versión e identificador disponibles. Cuando el servicio los reporta, incluye política, huella del corpus, intentos, tokens de entrada y salida y límite de generación. Los tokens no son un precio ni un porcentaje de precisión; el aviso parcial indica que falta información de alguna llamada. Se usa para comprender la ejecución y reportar un problema; no son métricas de precisión.</w:t>
       </w:r>
     </w:p>
     <w:p>
@@ -664,7 +769,125 @@
                 <w:color w:val="000000"/>
                 <w:sz w:val="22"/>
               </w:rPr>
-              <w:t>Escriba una consulta entre 3 y 600 caracteres</w:t>
+              <w:t>Consulte el contador: Qwen y demostración local admiten 3 a 600 caracteres; E5 del portal, 10 a 1500</w:t>
+            </w:r>
+          </w:p>
+        </w:tc>
+      </w:tr>
+      <w:tr>
+        <w:trPr>
+          <w:cantSplit/>
+        </w:trPr>
+        <w:tc>
+          <w:tcPr>
+            <w:tcW w:type="dxa" w:w="3384"/>
+            <w:vAlign w:val="center"/>
+            <w:tcMar>
+              <w:top w:w="85" w:type="dxa"/>
+              <w:left w:w="85" w:type="dxa"/>
+              <w:bottom w:w="85" w:type="dxa"/>
+              <w:right w:w="85" w:type="dxa"/>
+            </w:tcMar>
+          </w:tcPr>
+          <w:p>
+            <w:pPr>
+              <w:spacing w:after="40" w:before="40" w:line="245" w:lineRule="auto"/>
+            </w:pPr>
+            <w:r>
+              <w:rPr>
+                <w:rFonts w:ascii="Arial" w:hAnsi="Arial" w:cs="Arial" w:eastAsia="Arial"/>
+                <w:b w:val="0"/>
+                <w:i w:val="0"/>
+                <w:color w:val="000000"/>
+                <w:sz w:val="22"/>
+              </w:rPr>
+              <w:t>Sin conexión o tiempo agotado</w:t>
+            </w:r>
+          </w:p>
+        </w:tc>
+        <w:tc>
+          <w:tcPr>
+            <w:tcW w:type="dxa" w:w="6696"/>
+            <w:vAlign w:val="center"/>
+            <w:tcMar>
+              <w:top w:w="85" w:type="dxa"/>
+              <w:left w:w="85" w:type="dxa"/>
+              <w:bottom w:w="85" w:type="dxa"/>
+              <w:right w:w="85" w:type="dxa"/>
+            </w:tcMar>
+          </w:tcPr>
+          <w:p>
+            <w:pPr>
+              <w:spacing w:after="40" w:before="40" w:line="245" w:lineRule="auto"/>
+            </w:pPr>
+            <w:r>
+              <w:rPr>
+                <w:rFonts w:ascii="Arial" w:hAnsi="Arial" w:cs="Arial" w:eastAsia="Arial"/>
+                <w:b w:val="0"/>
+                <w:i w:val="0"/>
+                <w:color w:val="000000"/>
+                <w:sz w:val="22"/>
+              </w:rPr>
+              <w:t>La pregunta se conserva; vuelva a consultar cuando haya conexión o transcurra un momento</w:t>
+            </w:r>
+          </w:p>
+        </w:tc>
+      </w:tr>
+      <w:tr>
+        <w:trPr>
+          <w:cantSplit/>
+        </w:trPr>
+        <w:tc>
+          <w:tcPr>
+            <w:tcW w:type="dxa" w:w="3384"/>
+            <w:vAlign w:val="center"/>
+            <w:tcMar>
+              <w:top w:w="85" w:type="dxa"/>
+              <w:left w:w="85" w:type="dxa"/>
+              <w:bottom w:w="85" w:type="dxa"/>
+              <w:right w:w="85" w:type="dxa"/>
+            </w:tcMar>
+          </w:tcPr>
+          <w:p>
+            <w:pPr>
+              <w:spacing w:after="40" w:before="40" w:line="245" w:lineRule="auto"/>
+            </w:pPr>
+            <w:r>
+              <w:rPr>
+                <w:rFonts w:ascii="Arial" w:hAnsi="Arial" w:cs="Arial" w:eastAsia="Arial"/>
+                <w:b w:val="0"/>
+                <w:i w:val="0"/>
+                <w:color w:val="000000"/>
+                <w:sz w:val="22"/>
+              </w:rPr>
+              <w:t>Sesión vencida o acceso restringido</w:t>
+            </w:r>
+          </w:p>
+        </w:tc>
+        <w:tc>
+          <w:tcPr>
+            <w:tcW w:type="dxa" w:w="6696"/>
+            <w:vAlign w:val="center"/>
+            <w:tcMar>
+              <w:top w:w="85" w:type="dxa"/>
+              <w:left w:w="85" w:type="dxa"/>
+              <w:bottom w:w="85" w:type="dxa"/>
+              <w:right w:w="85" w:type="dxa"/>
+            </w:tcMar>
+          </w:tcPr>
+          <w:p>
+            <w:pPr>
+              <w:spacing w:after="40" w:before="40" w:line="245" w:lineRule="auto"/>
+            </w:pPr>
+            <w:r>
+              <w:rPr>
+                <w:rFonts w:ascii="Arial" w:hAnsi="Arial" w:cs="Arial" w:eastAsia="Arial"/>
+                <w:b w:val="0"/>
+                <w:i w:val="0"/>
+                <w:color w:val="000000"/>
+                <w:sz w:val="22"/>
+              </w:rPr>
+              <w:t>Inicie sesión de nuevo o solicite al administrador el acceso correspondiente</w:t>
             </w:r>
           </w:p>
         </w:tc>
@@ -814,7 +1037,7 @@
                 <w:color w:val="000000"/>
                 <w:sz w:val="22"/>
               </w:rPr>
-              <w:t>Servicio remoto sin evidencia válida</w:t>
+              <w:t>Respuesta inválida o citas no verificadas</w:t>
             </w:r>
           </w:p>
         </w:tc>
@@ -841,7 +1064,66 @@
                 <w:color w:val="000000"/>
                 <w:sz w:val="22"/>
               </w:rPr>
-              <w:t>Espere y consulte las fuentes; no tome la falta de respuesta como una decisión</w:t>
+              <w:t>El resultado no se presenta como evidencia validada; ajuste la pregunta o consulte las fuentes</w:t>
+            </w:r>
+          </w:p>
+        </w:tc>
+      </w:tr>
+      <w:tr>
+        <w:trPr>
+          <w:cantSplit/>
+        </w:trPr>
+        <w:tc>
+          <w:tcPr>
+            <w:tcW w:type="dxa" w:w="3384"/>
+            <w:vAlign w:val="center"/>
+            <w:tcMar>
+              <w:top w:w="85" w:type="dxa"/>
+              <w:left w:w="85" w:type="dxa"/>
+              <w:bottom w:w="85" w:type="dxa"/>
+              <w:right w:w="85" w:type="dxa"/>
+            </w:tcMar>
+          </w:tcPr>
+          <w:p>
+            <w:pPr>
+              <w:spacing w:after="40" w:before="40" w:line="245" w:lineRule="auto"/>
+            </w:pPr>
+            <w:r>
+              <w:rPr>
+                <w:rFonts w:ascii="Arial" w:hAnsi="Arial" w:cs="Arial" w:eastAsia="Arial"/>
+                <w:b w:val="0"/>
+                <w:i w:val="0"/>
+                <w:color w:val="000000"/>
+                <w:sz w:val="22"/>
+              </w:rPr>
+              <w:t>La generación quedó incompleta</w:t>
+            </w:r>
+          </w:p>
+        </w:tc>
+        <w:tc>
+          <w:tcPr>
+            <w:tcW w:type="dxa" w:w="6696"/>
+            <w:vAlign w:val="center"/>
+            <w:tcMar>
+              <w:top w:w="85" w:type="dxa"/>
+              <w:left w:w="85" w:type="dxa"/>
+              <w:bottom w:w="85" w:type="dxa"/>
+              <w:right w:w="85" w:type="dxa"/>
+            </w:tcMar>
+          </w:tcPr>
+          <w:p>
+            <w:pPr>
+              <w:spacing w:after="40" w:before="40" w:line="245" w:lineRule="auto"/>
+            </w:pPr>
+            <w:r>
+              <w:rPr>
+                <w:rFonts w:ascii="Arial" w:hAnsi="Arial" w:cs="Arial" w:eastAsia="Arial"/>
+                <w:b w:val="0"/>
+                <w:i w:val="0"/>
+                <w:color w:val="000000"/>
+                <w:sz w:val="22"/>
+              </w:rPr>
+              <w:t>La salida parcial se retira. Revise los pasajes y formule una pregunta más concreta o cambie la extensión antes de intentar de nuevo</w:t>
             </w:r>
           </w:p>
         </w:tc>
@@ -1041,7 +1323,7 @@
           <w:color w:val="000000"/>
           <w:sz w:val="24"/>
         </w:rPr>
-        <w:t>Preguntas frecuentes y soporte</w:t>
+        <w:t>Soporte y límites</w:t>
       </w:r>
     </w:p>
     <w:p>
@@ -1053,7 +1335,7 @@
           <w:color w:val="000000"/>
           <w:sz w:val="22"/>
         </w:rPr>
-        <w:t>¿La búsqueda local es el mismo generador del portal? No. Es una reproducción autónoma de recuperación sobre fuentes públicas; la generación remota requiere configuración. La integración original del portal y del servicio se conserva en integration para inspección.</w:t>
+        <w:t>La recuperación local no genera respuestas; Qwen requiere la conexión remota configurada. La calidad con FAQ se medirá cuando existan pasajes revisados por un especialista. No publique expedientes ni claves en el repositorio.</w:t>
       </w:r>
     </w:p>
     <w:p>
@@ -1065,31 +1347,7 @@
           <w:color w:val="000000"/>
           <w:sz w:val="22"/>
         </w:rPr>
-        <w:t>¿Se ha medido ya la calidad con el nuevo archivo FAQ? No. Se preparó el procedimiento y se calcularán las métricas después de recibir preguntas y pasajes revisados independientemente. Los resultados históricos están identificados por separado.</w:t>
-      </w:r>
-    </w:p>
-    <w:p>
-      <w:r>
-        <w:rPr>
-          <w:rFonts w:ascii="Arial" w:hAnsi="Arial" w:cs="Arial" w:eastAsia="Arial"/>
-          <w:b w:val="0"/>
-          <w:i w:val="0"/>
-          <w:color w:val="000000"/>
-          <w:sz w:val="22"/>
-        </w:rPr>
-        <w:t>¿Puedo subir expedientes al repositorio para probar? No utilice datos privados en esta entrega pública. Los datos reales permanecen en el sistema autorizado y sus permisos.</w:t>
-      </w:r>
-    </w:p>
-    <w:p>
-      <w:r>
-        <w:rPr>
-          <w:rFonts w:ascii="Arial" w:hAnsi="Arial" w:cs="Arial" w:eastAsia="Arial"/>
-          <w:b w:val="0"/>
-          <w:i w:val="0"/>
-          <w:color w:val="000000"/>
-          <w:sz w:val="22"/>
-        </w:rPr>
-        <w:t>Para reportar un problema de la demostración utilice la sección Issues del repositorio académico, sin incluir credenciales ni datos personales. Indique versión, modo, síntoma y fuente pública. La consulta normativa sustantiva corresponde al especialista del GLF; el equipo académico atiende la reproducción del software.</w:t>
+        <w:t>Copiar datos del problema conserva método, código e identificador, sin la pregunta ni credenciales. Para solicitar soporte, adjunte esos datos en Issues del repositorio académico. La aplicación no envía reportes automáticamente. Las consultas normativas corresponden al especialista del GLF.</w:t>
       </w:r>
     </w:p>
     <w:sectPr>
@@ -1527,7 +1785,7 @@
     <w:rsid w:val="00FC693F"/>
     <w:pPr>
       <w:widowControl/>
-      <w:spacing w:after="140" w:line="259" w:lineRule="auto"/>
+      <w:spacing w:after="100" w:line="245" w:lineRule="auto"/>
     </w:pPr>
     <w:rPr>
       <w:rFonts w:ascii="Arial" w:hAnsi="Arial"/>
